--- a/clients/aoc/crowdstrike/monthly/2026-03/AOC-CrowdStrike-Activity-2026-03.docx
+++ b/clients/aoc/crowdstrike/monthly/2026-03/AOC-CrowdStrike-Activity-2026-03.docx
@@ -95,7 +95,7 @@
       <w:tr>
         <w:tc>
           <w:tcPr>
-            <w:tcW w:type="dxa" w:w="3744"/>
+            <w:tcW w:type="dxa" w:w="3528"/>
             <w:tcBorders>
               <w:top w:val="nil"/>
               <w:left w:val="nil"/>
@@ -133,7 +133,7 @@
         </w:tc>
         <w:tc>
           <w:tcPr>
-            <w:tcW w:type="dxa" w:w="3744"/>
+            <w:tcW w:type="dxa" w:w="3528"/>
             <w:tcBorders>
               <w:top w:val="nil"/>
               <w:left w:val="nil"/>
@@ -2267,7 +2267,7 @@
         </w:tc>
         <w:tc>
           <w:tcPr>
-            <w:tcW w:type="dxa" w:w="2592"/>
+            <w:tcW w:type="dxa" w:w="2448"/>
             <w:shd w:val="clear" w:color="auto" w:fill="006DB6"/>
             <w:tcBorders>
               <w:top w:val="single" w:sz="4" w:color="E9ECEF"/>
@@ -2294,7 +2294,7 @@
         </w:tc>
         <w:tc>
           <w:tcPr>
-            <w:tcW w:type="dxa" w:w="1872"/>
+            <w:tcW w:type="dxa" w:w="1728"/>
             <w:shd w:val="clear" w:color="auto" w:fill="006DB6"/>
             <w:tcBorders>
               <w:top w:val="single" w:sz="4" w:color="E9ECEF"/>
@@ -2321,7 +2321,7 @@
         </w:tc>
         <w:tc>
           <w:tcPr>
-            <w:tcW w:type="dxa" w:w="1872"/>
+            <w:tcW w:type="dxa" w:w="1728"/>
             <w:shd w:val="clear" w:color="auto" w:fill="006DB6"/>
             <w:tcBorders>
               <w:top w:val="single" w:sz="4" w:color="E9ECEF"/>
@@ -2397,7 +2397,7 @@
                 <w:color w:val="59595B"/>
                 <w:sz w:val="19"/>
               </w:rPr>
-              <w:t>2026-03-30</w:t>
+              <w:t>—</w:t>
             </w:r>
           </w:p>
         </w:tc>
@@ -2429,7 +2429,7 @@
         </w:tc>
         <w:tc>
           <w:tcPr>
-            <w:tcW w:type="dxa" w:w="2592"/>
+            <w:tcW w:type="dxa" w:w="2448"/>
             <w:tcBorders>
               <w:top w:val="single" w:sz="4" w:color="E9ECEF"/>
               <w:left w:val="single" w:sz="4" w:color="E9ECEF"/>
@@ -2455,7 +2455,7 @@
         </w:tc>
         <w:tc>
           <w:tcPr>
-            <w:tcW w:type="dxa" w:w="1872"/>
+            <w:tcW w:type="dxa" w:w="1728"/>
             <w:tcBorders>
               <w:top w:val="single" w:sz="4" w:color="E9ECEF"/>
               <w:left w:val="single" w:sz="4" w:color="E9ECEF"/>
@@ -2481,7 +2481,7 @@
         </w:tc>
         <w:tc>
           <w:tcPr>
-            <w:tcW w:type="dxa" w:w="1872"/>
+            <w:tcW w:type="dxa" w:w="1728"/>
             <w:tcBorders>
               <w:top w:val="single" w:sz="4" w:color="E9ECEF"/>
               <w:left w:val="single" w:sz="4" w:color="E9ECEF"/>
@@ -2556,7 +2556,7 @@
                 <w:color w:val="59595B"/>
                 <w:sz w:val="19"/>
               </w:rPr>
-              <w:t>2026-03-30</w:t>
+              <w:t>—</w:t>
             </w:r>
           </w:p>
         </w:tc>
@@ -2589,7 +2589,7 @@
         </w:tc>
         <w:tc>
           <w:tcPr>
-            <w:tcW w:type="dxa" w:w="2592"/>
+            <w:tcW w:type="dxa" w:w="2448"/>
             <w:shd w:val="clear" w:color="auto" w:fill="F8F9FA"/>
             <w:tcBorders>
               <w:top w:val="single" w:sz="4" w:color="E9ECEF"/>
@@ -2616,7 +2616,7 @@
         </w:tc>
         <w:tc>
           <w:tcPr>
-            <w:tcW w:type="dxa" w:w="1872"/>
+            <w:tcW w:type="dxa" w:w="1728"/>
             <w:shd w:val="clear" w:color="auto" w:fill="F8F9FA"/>
             <w:tcBorders>
               <w:top w:val="single" w:sz="4" w:color="E9ECEF"/>
@@ -2643,7 +2643,7 @@
         </w:tc>
         <w:tc>
           <w:tcPr>
-            <w:tcW w:type="dxa" w:w="1872"/>
+            <w:tcW w:type="dxa" w:w="1728"/>
             <w:shd w:val="clear" w:color="auto" w:fill="F8F9FA"/>
             <w:tcBorders>
               <w:top w:val="single" w:sz="4" w:color="E9ECEF"/>
@@ -2719,7 +2719,7 @@
                 <w:color w:val="59595B"/>
                 <w:sz w:val="19"/>
               </w:rPr>
-              <w:t>2026-03-24</w:t>
+              <w:t>—</w:t>
             </w:r>
           </w:p>
         </w:tc>
@@ -2751,7 +2751,7 @@
         </w:tc>
         <w:tc>
           <w:tcPr>
-            <w:tcW w:type="dxa" w:w="2592"/>
+            <w:tcW w:type="dxa" w:w="2448"/>
             <w:tcBorders>
               <w:top w:val="single" w:sz="4" w:color="E9ECEF"/>
               <w:left w:val="single" w:sz="4" w:color="E9ECEF"/>
@@ -2777,7 +2777,7 @@
         </w:tc>
         <w:tc>
           <w:tcPr>
-            <w:tcW w:type="dxa" w:w="1872"/>
+            <w:tcW w:type="dxa" w:w="1728"/>
             <w:tcBorders>
               <w:top w:val="single" w:sz="4" w:color="E9ECEF"/>
               <w:left w:val="single" w:sz="4" w:color="E9ECEF"/>
@@ -2803,7 +2803,7 @@
         </w:tc>
         <w:tc>
           <w:tcPr>
-            <w:tcW w:type="dxa" w:w="1872"/>
+            <w:tcW w:type="dxa" w:w="1728"/>
             <w:tcBorders>
               <w:top w:val="single" w:sz="4" w:color="E9ECEF"/>
               <w:left w:val="single" w:sz="4" w:color="E9ECEF"/>
@@ -2878,7 +2878,7 @@
                 <w:color w:val="59595B"/>
                 <w:sz w:val="19"/>
               </w:rPr>
-              <w:t>2026-03-31</w:t>
+              <w:t>—</w:t>
             </w:r>
           </w:p>
         </w:tc>
@@ -2911,7 +2911,7 @@
         </w:tc>
         <w:tc>
           <w:tcPr>
-            <w:tcW w:type="dxa" w:w="2592"/>
+            <w:tcW w:type="dxa" w:w="2448"/>
             <w:shd w:val="clear" w:color="auto" w:fill="F8F9FA"/>
             <w:tcBorders>
               <w:top w:val="single" w:sz="4" w:color="E9ECEF"/>
@@ -2938,7 +2938,7 @@
         </w:tc>
         <w:tc>
           <w:tcPr>
-            <w:tcW w:type="dxa" w:w="1872"/>
+            <w:tcW w:type="dxa" w:w="1728"/>
             <w:shd w:val="clear" w:color="auto" w:fill="F8F9FA"/>
             <w:tcBorders>
               <w:top w:val="single" w:sz="4" w:color="E9ECEF"/>
@@ -2965,7 +2965,7 @@
         </w:tc>
         <w:tc>
           <w:tcPr>
-            <w:tcW w:type="dxa" w:w="1872"/>
+            <w:tcW w:type="dxa" w:w="1728"/>
             <w:shd w:val="clear" w:color="auto" w:fill="F8F9FA"/>
             <w:tcBorders>
               <w:top w:val="single" w:sz="4" w:color="E9ECEF"/>
@@ -3041,7 +3041,7 @@
                 <w:color w:val="59595B"/>
                 <w:sz w:val="19"/>
               </w:rPr>
-              <w:t>2026-03-31</w:t>
+              <w:t>—</w:t>
             </w:r>
           </w:p>
         </w:tc>
@@ -3073,7 +3073,7 @@
         </w:tc>
         <w:tc>
           <w:tcPr>
-            <w:tcW w:type="dxa" w:w="2592"/>
+            <w:tcW w:type="dxa" w:w="2448"/>
             <w:tcBorders>
               <w:top w:val="single" w:sz="4" w:color="E9ECEF"/>
               <w:left w:val="single" w:sz="4" w:color="E9ECEF"/>
@@ -3099,7 +3099,7 @@
         </w:tc>
         <w:tc>
           <w:tcPr>
-            <w:tcW w:type="dxa" w:w="1872"/>
+            <w:tcW w:type="dxa" w:w="1728"/>
             <w:tcBorders>
               <w:top w:val="single" w:sz="4" w:color="E9ECEF"/>
               <w:left w:val="single" w:sz="4" w:color="E9ECEF"/>
@@ -3125,7 +3125,7 @@
         </w:tc>
         <w:tc>
           <w:tcPr>
-            <w:tcW w:type="dxa" w:w="1872"/>
+            <w:tcW w:type="dxa" w:w="1728"/>
             <w:tcBorders>
               <w:top w:val="single" w:sz="4" w:color="E9ECEF"/>
               <w:left w:val="single" w:sz="4" w:color="E9ECEF"/>
@@ -3200,7 +3200,7 @@
                 <w:color w:val="59595B"/>
                 <w:sz w:val="19"/>
               </w:rPr>
-              <w:t>2026-03-31</w:t>
+              <w:t>—</w:t>
             </w:r>
           </w:p>
         </w:tc>
@@ -3233,7 +3233,7 @@
         </w:tc>
         <w:tc>
           <w:tcPr>
-            <w:tcW w:type="dxa" w:w="2592"/>
+            <w:tcW w:type="dxa" w:w="2448"/>
             <w:shd w:val="clear" w:color="auto" w:fill="F8F9FA"/>
             <w:tcBorders>
               <w:top w:val="single" w:sz="4" w:color="E9ECEF"/>
@@ -3260,7 +3260,7 @@
         </w:tc>
         <w:tc>
           <w:tcPr>
-            <w:tcW w:type="dxa" w:w="1872"/>
+            <w:tcW w:type="dxa" w:w="1728"/>
             <w:shd w:val="clear" w:color="auto" w:fill="F8F9FA"/>
             <w:tcBorders>
               <w:top w:val="single" w:sz="4" w:color="E9ECEF"/>
@@ -3287,7 +3287,7 @@
         </w:tc>
         <w:tc>
           <w:tcPr>
-            <w:tcW w:type="dxa" w:w="1872"/>
+            <w:tcW w:type="dxa" w:w="1728"/>
             <w:shd w:val="clear" w:color="auto" w:fill="F8F9FA"/>
             <w:tcBorders>
               <w:top w:val="single" w:sz="4" w:color="E9ECEF"/>
@@ -3363,7 +3363,7 @@
                 <w:color w:val="59595B"/>
                 <w:sz w:val="19"/>
               </w:rPr>
-              <w:t>2026-03-20</w:t>
+              <w:t>—</w:t>
             </w:r>
           </w:p>
         </w:tc>
@@ -3395,7 +3395,7 @@
         </w:tc>
         <w:tc>
           <w:tcPr>
-            <w:tcW w:type="dxa" w:w="2592"/>
+            <w:tcW w:type="dxa" w:w="2448"/>
             <w:tcBorders>
               <w:top w:val="single" w:sz="4" w:color="E9ECEF"/>
               <w:left w:val="single" w:sz="4" w:color="E9ECEF"/>
@@ -3421,7 +3421,7 @@
         </w:tc>
         <w:tc>
           <w:tcPr>
-            <w:tcW w:type="dxa" w:w="1872"/>
+            <w:tcW w:type="dxa" w:w="1728"/>
             <w:tcBorders>
               <w:top w:val="single" w:sz="4" w:color="E9ECEF"/>
               <w:left w:val="single" w:sz="4" w:color="E9ECEF"/>
@@ -3447,7 +3447,7 @@
         </w:tc>
         <w:tc>
           <w:tcPr>
-            <w:tcW w:type="dxa" w:w="1872"/>
+            <w:tcW w:type="dxa" w:w="1728"/>
             <w:tcBorders>
               <w:top w:val="single" w:sz="4" w:color="E9ECEF"/>
               <w:left w:val="single" w:sz="4" w:color="E9ECEF"/>
@@ -3522,7 +3522,7 @@
                 <w:color w:val="59595B"/>
                 <w:sz w:val="19"/>
               </w:rPr>
-              <w:t>2026-03-31</w:t>
+              <w:t>—</w:t>
             </w:r>
           </w:p>
         </w:tc>
@@ -3555,7 +3555,7 @@
         </w:tc>
         <w:tc>
           <w:tcPr>
-            <w:tcW w:type="dxa" w:w="2592"/>
+            <w:tcW w:type="dxa" w:w="2448"/>
             <w:shd w:val="clear" w:color="auto" w:fill="F8F9FA"/>
             <w:tcBorders>
               <w:top w:val="single" w:sz="4" w:color="E9ECEF"/>
@@ -3582,7 +3582,7 @@
         </w:tc>
         <w:tc>
           <w:tcPr>
-            <w:tcW w:type="dxa" w:w="1872"/>
+            <w:tcW w:type="dxa" w:w="1728"/>
             <w:shd w:val="clear" w:color="auto" w:fill="F8F9FA"/>
             <w:tcBorders>
               <w:top w:val="single" w:sz="4" w:color="E9ECEF"/>
@@ -3609,7 +3609,7 @@
         </w:tc>
         <w:tc>
           <w:tcPr>
-            <w:tcW w:type="dxa" w:w="1872"/>
+            <w:tcW w:type="dxa" w:w="1728"/>
             <w:shd w:val="clear" w:color="auto" w:fill="F8F9FA"/>
             <w:tcBorders>
               <w:top w:val="single" w:sz="4" w:color="E9ECEF"/>
@@ -3685,7 +3685,7 @@
                 <w:color w:val="59595B"/>
                 <w:sz w:val="19"/>
               </w:rPr>
-              <w:t>2026-03-31</w:t>
+              <w:t>—</w:t>
             </w:r>
           </w:p>
         </w:tc>
@@ -3717,7 +3717,7 @@
         </w:tc>
         <w:tc>
           <w:tcPr>
-            <w:tcW w:type="dxa" w:w="2592"/>
+            <w:tcW w:type="dxa" w:w="2448"/>
             <w:tcBorders>
               <w:top w:val="single" w:sz="4" w:color="E9ECEF"/>
               <w:left w:val="single" w:sz="4" w:color="E9ECEF"/>
@@ -3743,7 +3743,7 @@
         </w:tc>
         <w:tc>
           <w:tcPr>
-            <w:tcW w:type="dxa" w:w="1872"/>
+            <w:tcW w:type="dxa" w:w="1728"/>
             <w:tcBorders>
               <w:top w:val="single" w:sz="4" w:color="E9ECEF"/>
               <w:left w:val="single" w:sz="4" w:color="E9ECEF"/>
@@ -3769,7 +3769,7 @@
         </w:tc>
         <w:tc>
           <w:tcPr>
-            <w:tcW w:type="dxa" w:w="1872"/>
+            <w:tcW w:type="dxa" w:w="1728"/>
             <w:tcBorders>
               <w:top w:val="single" w:sz="4" w:color="E9ECEF"/>
               <w:left w:val="single" w:sz="4" w:color="E9ECEF"/>
@@ -3844,7 +3844,7 @@
                 <w:color w:val="59595B"/>
                 <w:sz w:val="19"/>
               </w:rPr>
-              <w:t>2026-03-27</w:t>
+              <w:t>—</w:t>
             </w:r>
           </w:p>
         </w:tc>
@@ -3877,7 +3877,7 @@
         </w:tc>
         <w:tc>
           <w:tcPr>
-            <w:tcW w:type="dxa" w:w="2592"/>
+            <w:tcW w:type="dxa" w:w="2448"/>
             <w:shd w:val="clear" w:color="auto" w:fill="F8F9FA"/>
             <w:tcBorders>
               <w:top w:val="single" w:sz="4" w:color="E9ECEF"/>
@@ -3904,7 +3904,7 @@
         </w:tc>
         <w:tc>
           <w:tcPr>
-            <w:tcW w:type="dxa" w:w="1872"/>
+            <w:tcW w:type="dxa" w:w="1728"/>
             <w:shd w:val="clear" w:color="auto" w:fill="F8F9FA"/>
             <w:tcBorders>
               <w:top w:val="single" w:sz="4" w:color="E9ECEF"/>
@@ -3931,7 +3931,7 @@
         </w:tc>
         <w:tc>
           <w:tcPr>
-            <w:tcW w:type="dxa" w:w="1872"/>
+            <w:tcW w:type="dxa" w:w="1728"/>
             <w:shd w:val="clear" w:color="auto" w:fill="F8F9FA"/>
             <w:tcBorders>
               <w:top w:val="single" w:sz="4" w:color="E9ECEF"/>
@@ -4007,7 +4007,7 @@
                 <w:color w:val="59595B"/>
                 <w:sz w:val="19"/>
               </w:rPr>
-              <w:t>2026-03-30</w:t>
+              <w:t>—</w:t>
             </w:r>
           </w:p>
         </w:tc>
@@ -4039,7 +4039,7 @@
         </w:tc>
         <w:tc>
           <w:tcPr>
-            <w:tcW w:type="dxa" w:w="2592"/>
+            <w:tcW w:type="dxa" w:w="2448"/>
             <w:tcBorders>
               <w:top w:val="single" w:sz="4" w:color="E9ECEF"/>
               <w:left w:val="single" w:sz="4" w:color="E9ECEF"/>
@@ -4065,7 +4065,7 @@
         </w:tc>
         <w:tc>
           <w:tcPr>
-            <w:tcW w:type="dxa" w:w="1872"/>
+            <w:tcW w:type="dxa" w:w="1728"/>
             <w:tcBorders>
               <w:top w:val="single" w:sz="4" w:color="E9ECEF"/>
               <w:left w:val="single" w:sz="4" w:color="E9ECEF"/>
@@ -4091,7 +4091,7 @@
         </w:tc>
         <w:tc>
           <w:tcPr>
-            <w:tcW w:type="dxa" w:w="1872"/>
+            <w:tcW w:type="dxa" w:w="1728"/>
             <w:tcBorders>
               <w:top w:val="single" w:sz="4" w:color="E9ECEF"/>
               <w:left w:val="single" w:sz="4" w:color="E9ECEF"/>
@@ -4166,7 +4166,7 @@
                 <w:color w:val="59595B"/>
                 <w:sz w:val="19"/>
               </w:rPr>
-              <w:t>2026-03-24</w:t>
+              <w:t>—</w:t>
             </w:r>
           </w:p>
         </w:tc>
@@ -4199,7 +4199,7 @@
         </w:tc>
         <w:tc>
           <w:tcPr>
-            <w:tcW w:type="dxa" w:w="2592"/>
+            <w:tcW w:type="dxa" w:w="2448"/>
             <w:shd w:val="clear" w:color="auto" w:fill="F8F9FA"/>
             <w:tcBorders>
               <w:top w:val="single" w:sz="4" w:color="E9ECEF"/>
@@ -4226,7 +4226,7 @@
         </w:tc>
         <w:tc>
           <w:tcPr>
-            <w:tcW w:type="dxa" w:w="1872"/>
+            <w:tcW w:type="dxa" w:w="1728"/>
             <w:shd w:val="clear" w:color="auto" w:fill="F8F9FA"/>
             <w:tcBorders>
               <w:top w:val="single" w:sz="4" w:color="E9ECEF"/>
@@ -4253,7 +4253,7 @@
         </w:tc>
         <w:tc>
           <w:tcPr>
-            <w:tcW w:type="dxa" w:w="1872"/>
+            <w:tcW w:type="dxa" w:w="1728"/>
             <w:shd w:val="clear" w:color="auto" w:fill="F8F9FA"/>
             <w:tcBorders>
               <w:top w:val="single" w:sz="4" w:color="E9ECEF"/>
@@ -4329,7 +4329,7 @@
                 <w:color w:val="59595B"/>
                 <w:sz w:val="19"/>
               </w:rPr>
-              <w:t>2026-03-31</w:t>
+              <w:t>—</w:t>
             </w:r>
           </w:p>
         </w:tc>
@@ -4361,7 +4361,7 @@
         </w:tc>
         <w:tc>
           <w:tcPr>
-            <w:tcW w:type="dxa" w:w="2592"/>
+            <w:tcW w:type="dxa" w:w="2448"/>
             <w:tcBorders>
               <w:top w:val="single" w:sz="4" w:color="E9ECEF"/>
               <w:left w:val="single" w:sz="4" w:color="E9ECEF"/>
@@ -4387,7 +4387,7 @@
         </w:tc>
         <w:tc>
           <w:tcPr>
-            <w:tcW w:type="dxa" w:w="1872"/>
+            <w:tcW w:type="dxa" w:w="1728"/>
             <w:tcBorders>
               <w:top w:val="single" w:sz="4" w:color="E9ECEF"/>
               <w:left w:val="single" w:sz="4" w:color="E9ECEF"/>
@@ -4413,7 +4413,7 @@
         </w:tc>
         <w:tc>
           <w:tcPr>
-            <w:tcW w:type="dxa" w:w="1872"/>
+            <w:tcW w:type="dxa" w:w="1728"/>
             <w:tcBorders>
               <w:top w:val="single" w:sz="4" w:color="E9ECEF"/>
               <w:left w:val="single" w:sz="4" w:color="E9ECEF"/>
@@ -4488,7 +4488,7 @@
                 <w:color w:val="59595B"/>
                 <w:sz w:val="19"/>
               </w:rPr>
-              <w:t>2026-03-30</w:t>
+              <w:t>—</w:t>
             </w:r>
           </w:p>
         </w:tc>
@@ -4521,7 +4521,7 @@
         </w:tc>
         <w:tc>
           <w:tcPr>
-            <w:tcW w:type="dxa" w:w="2592"/>
+            <w:tcW w:type="dxa" w:w="2448"/>
             <w:shd w:val="clear" w:color="auto" w:fill="F8F9FA"/>
             <w:tcBorders>
               <w:top w:val="single" w:sz="4" w:color="E9ECEF"/>
@@ -4548,7 +4548,7 @@
         </w:tc>
         <w:tc>
           <w:tcPr>
-            <w:tcW w:type="dxa" w:w="1872"/>
+            <w:tcW w:type="dxa" w:w="1728"/>
             <w:shd w:val="clear" w:color="auto" w:fill="F8F9FA"/>
             <w:tcBorders>
               <w:top w:val="single" w:sz="4" w:color="E9ECEF"/>
@@ -4575,7 +4575,7 @@
         </w:tc>
         <w:tc>
           <w:tcPr>
-            <w:tcW w:type="dxa" w:w="1872"/>
+            <w:tcW w:type="dxa" w:w="1728"/>
             <w:shd w:val="clear" w:color="auto" w:fill="F8F9FA"/>
             <w:tcBorders>
               <w:top w:val="single" w:sz="4" w:color="E9ECEF"/>
@@ -4651,7 +4651,7 @@
                 <w:color w:val="59595B"/>
                 <w:sz w:val="19"/>
               </w:rPr>
-              <w:t>2026-03-27</w:t>
+              <w:t>—</w:t>
             </w:r>
           </w:p>
         </w:tc>
@@ -4683,7 +4683,7 @@
         </w:tc>
         <w:tc>
           <w:tcPr>
-            <w:tcW w:type="dxa" w:w="2592"/>
+            <w:tcW w:type="dxa" w:w="2448"/>
             <w:tcBorders>
               <w:top w:val="single" w:sz="4" w:color="E9ECEF"/>
               <w:left w:val="single" w:sz="4" w:color="E9ECEF"/>
@@ -4709,7 +4709,7 @@
         </w:tc>
         <w:tc>
           <w:tcPr>
-            <w:tcW w:type="dxa" w:w="1872"/>
+            <w:tcW w:type="dxa" w:w="1728"/>
             <w:tcBorders>
               <w:top w:val="single" w:sz="4" w:color="E9ECEF"/>
               <w:left w:val="single" w:sz="4" w:color="E9ECEF"/>
@@ -4735,7 +4735,7 @@
         </w:tc>
         <w:tc>
           <w:tcPr>
-            <w:tcW w:type="dxa" w:w="1872"/>
+            <w:tcW w:type="dxa" w:w="1728"/>
             <w:tcBorders>
               <w:top w:val="single" w:sz="4" w:color="E9ECEF"/>
               <w:left w:val="single" w:sz="4" w:color="E9ECEF"/>
@@ -4810,7 +4810,7 @@
                 <w:color w:val="59595B"/>
                 <w:sz w:val="19"/>
               </w:rPr>
-              <w:t>2026-03-27</w:t>
+              <w:t>—</w:t>
             </w:r>
           </w:p>
         </w:tc>
@@ -4843,7 +4843,7 @@
         </w:tc>
         <w:tc>
           <w:tcPr>
-            <w:tcW w:type="dxa" w:w="2592"/>
+            <w:tcW w:type="dxa" w:w="2448"/>
             <w:shd w:val="clear" w:color="auto" w:fill="F8F9FA"/>
             <w:tcBorders>
               <w:top w:val="single" w:sz="4" w:color="E9ECEF"/>
@@ -4870,7 +4870,7 @@
         </w:tc>
         <w:tc>
           <w:tcPr>
-            <w:tcW w:type="dxa" w:w="1872"/>
+            <w:tcW w:type="dxa" w:w="1728"/>
             <w:shd w:val="clear" w:color="auto" w:fill="F8F9FA"/>
             <w:tcBorders>
               <w:top w:val="single" w:sz="4" w:color="E9ECEF"/>
@@ -4897,7 +4897,7 @@
         </w:tc>
         <w:tc>
           <w:tcPr>
-            <w:tcW w:type="dxa" w:w="1872"/>
+            <w:tcW w:type="dxa" w:w="1728"/>
             <w:shd w:val="clear" w:color="auto" w:fill="F8F9FA"/>
             <w:tcBorders>
               <w:top w:val="single" w:sz="4" w:color="E9ECEF"/>
@@ -4973,7 +4973,7 @@
                 <w:color w:val="59595B"/>
                 <w:sz w:val="19"/>
               </w:rPr>
-              <w:t>2026-03-30</w:t>
+              <w:t>—</w:t>
             </w:r>
           </w:p>
         </w:tc>
@@ -5005,7 +5005,7 @@
         </w:tc>
         <w:tc>
           <w:tcPr>
-            <w:tcW w:type="dxa" w:w="2592"/>
+            <w:tcW w:type="dxa" w:w="2448"/>
             <w:tcBorders>
               <w:top w:val="single" w:sz="4" w:color="E9ECEF"/>
               <w:left w:val="single" w:sz="4" w:color="E9ECEF"/>
@@ -5031,7 +5031,7 @@
         </w:tc>
         <w:tc>
           <w:tcPr>
-            <w:tcW w:type="dxa" w:w="1872"/>
+            <w:tcW w:type="dxa" w:w="1728"/>
             <w:tcBorders>
               <w:top w:val="single" w:sz="4" w:color="E9ECEF"/>
               <w:left w:val="single" w:sz="4" w:color="E9ECEF"/>
@@ -5057,7 +5057,7 @@
         </w:tc>
         <w:tc>
           <w:tcPr>
-            <w:tcW w:type="dxa" w:w="1872"/>
+            <w:tcW w:type="dxa" w:w="1728"/>
             <w:tcBorders>
               <w:top w:val="single" w:sz="4" w:color="E9ECEF"/>
               <w:left w:val="single" w:sz="4" w:color="E9ECEF"/>
@@ -5132,7 +5132,7 @@
                 <w:color w:val="59595B"/>
                 <w:sz w:val="19"/>
               </w:rPr>
-              <w:t>2026-03-31</w:t>
+              <w:t>—</w:t>
             </w:r>
           </w:p>
         </w:tc>
@@ -5165,7 +5165,7 @@
         </w:tc>
         <w:tc>
           <w:tcPr>
-            <w:tcW w:type="dxa" w:w="2592"/>
+            <w:tcW w:type="dxa" w:w="2448"/>
             <w:shd w:val="clear" w:color="auto" w:fill="F8F9FA"/>
             <w:tcBorders>
               <w:top w:val="single" w:sz="4" w:color="E9ECEF"/>
@@ -5192,7 +5192,7 @@
         </w:tc>
         <w:tc>
           <w:tcPr>
-            <w:tcW w:type="dxa" w:w="1872"/>
+            <w:tcW w:type="dxa" w:w="1728"/>
             <w:shd w:val="clear" w:color="auto" w:fill="F8F9FA"/>
             <w:tcBorders>
               <w:top w:val="single" w:sz="4" w:color="E9ECEF"/>
@@ -5219,7 +5219,7 @@
         </w:tc>
         <w:tc>
           <w:tcPr>
-            <w:tcW w:type="dxa" w:w="1872"/>
+            <w:tcW w:type="dxa" w:w="1728"/>
             <w:shd w:val="clear" w:color="auto" w:fill="F8F9FA"/>
             <w:tcBorders>
               <w:top w:val="single" w:sz="4" w:color="E9ECEF"/>
@@ -5295,7 +5295,7 @@
                 <w:color w:val="59595B"/>
                 <w:sz w:val="19"/>
               </w:rPr>
-              <w:t>2026-03-31</w:t>
+              <w:t>—</w:t>
             </w:r>
           </w:p>
         </w:tc>
@@ -5327,7 +5327,7 @@
         </w:tc>
         <w:tc>
           <w:tcPr>
-            <w:tcW w:type="dxa" w:w="2592"/>
+            <w:tcW w:type="dxa" w:w="2448"/>
             <w:tcBorders>
               <w:top w:val="single" w:sz="4" w:color="E9ECEF"/>
               <w:left w:val="single" w:sz="4" w:color="E9ECEF"/>
@@ -5353,7 +5353,7 @@
         </w:tc>
         <w:tc>
           <w:tcPr>
-            <w:tcW w:type="dxa" w:w="1872"/>
+            <w:tcW w:type="dxa" w:w="1728"/>
             <w:tcBorders>
               <w:top w:val="single" w:sz="4" w:color="E9ECEF"/>
               <w:left w:val="single" w:sz="4" w:color="E9ECEF"/>
@@ -5379,7 +5379,7 @@
         </w:tc>
         <w:tc>
           <w:tcPr>
-            <w:tcW w:type="dxa" w:w="1872"/>
+            <w:tcW w:type="dxa" w:w="1728"/>
             <w:tcBorders>
               <w:top w:val="single" w:sz="4" w:color="E9ECEF"/>
               <w:left w:val="single" w:sz="4" w:color="E9ECEF"/>
@@ -5454,7 +5454,7 @@
                 <w:color w:val="59595B"/>
                 <w:sz w:val="19"/>
               </w:rPr>
-              <w:t>2026-03-30</w:t>
+              <w:t>—</w:t>
             </w:r>
           </w:p>
         </w:tc>
@@ -5487,7 +5487,7 @@
         </w:tc>
         <w:tc>
           <w:tcPr>
-            <w:tcW w:type="dxa" w:w="2592"/>
+            <w:tcW w:type="dxa" w:w="2448"/>
             <w:shd w:val="clear" w:color="auto" w:fill="F8F9FA"/>
             <w:tcBorders>
               <w:top w:val="single" w:sz="4" w:color="E9ECEF"/>
@@ -5514,7 +5514,7 @@
         </w:tc>
         <w:tc>
           <w:tcPr>
-            <w:tcW w:type="dxa" w:w="1872"/>
+            <w:tcW w:type="dxa" w:w="1728"/>
             <w:shd w:val="clear" w:color="auto" w:fill="F8F9FA"/>
             <w:tcBorders>
               <w:top w:val="single" w:sz="4" w:color="E9ECEF"/>
@@ -5541,7 +5541,7 @@
         </w:tc>
         <w:tc>
           <w:tcPr>
-            <w:tcW w:type="dxa" w:w="1872"/>
+            <w:tcW w:type="dxa" w:w="1728"/>
             <w:shd w:val="clear" w:color="auto" w:fill="F8F9FA"/>
             <w:tcBorders>
               <w:top w:val="single" w:sz="4" w:color="E9ECEF"/>
@@ -5617,7 +5617,7 @@
                 <w:color w:val="59595B"/>
                 <w:sz w:val="19"/>
               </w:rPr>
-              <w:t>2026-03-17</w:t>
+              <w:t>—</w:t>
             </w:r>
           </w:p>
         </w:tc>
@@ -5649,7 +5649,7 @@
         </w:tc>
         <w:tc>
           <w:tcPr>
-            <w:tcW w:type="dxa" w:w="2592"/>
+            <w:tcW w:type="dxa" w:w="2448"/>
             <w:tcBorders>
               <w:top w:val="single" w:sz="4" w:color="E9ECEF"/>
               <w:left w:val="single" w:sz="4" w:color="E9ECEF"/>
@@ -5675,7 +5675,7 @@
         </w:tc>
         <w:tc>
           <w:tcPr>
-            <w:tcW w:type="dxa" w:w="1872"/>
+            <w:tcW w:type="dxa" w:w="1728"/>
             <w:tcBorders>
               <w:top w:val="single" w:sz="4" w:color="E9ECEF"/>
               <w:left w:val="single" w:sz="4" w:color="E9ECEF"/>
@@ -5701,7 +5701,7 @@
         </w:tc>
         <w:tc>
           <w:tcPr>
-            <w:tcW w:type="dxa" w:w="1872"/>
+            <w:tcW w:type="dxa" w:w="1728"/>
             <w:tcBorders>
               <w:top w:val="single" w:sz="4" w:color="E9ECEF"/>
               <w:left w:val="single" w:sz="4" w:color="E9ECEF"/>
@@ -5776,7 +5776,7 @@
                 <w:color w:val="59595B"/>
                 <w:sz w:val="19"/>
               </w:rPr>
-              <w:t>2026-03-24</w:t>
+              <w:t>—</w:t>
             </w:r>
           </w:p>
         </w:tc>
@@ -5809,7 +5809,7 @@
         </w:tc>
         <w:tc>
           <w:tcPr>
-            <w:tcW w:type="dxa" w:w="2592"/>
+            <w:tcW w:type="dxa" w:w="2448"/>
             <w:shd w:val="clear" w:color="auto" w:fill="F8F9FA"/>
             <w:tcBorders>
               <w:top w:val="single" w:sz="4" w:color="E9ECEF"/>
@@ -5836,7 +5836,7 @@
         </w:tc>
         <w:tc>
           <w:tcPr>
-            <w:tcW w:type="dxa" w:w="1872"/>
+            <w:tcW w:type="dxa" w:w="1728"/>
             <w:shd w:val="clear" w:color="auto" w:fill="F8F9FA"/>
             <w:tcBorders>
               <w:top w:val="single" w:sz="4" w:color="E9ECEF"/>
@@ -5863,7 +5863,7 @@
         </w:tc>
         <w:tc>
           <w:tcPr>
-            <w:tcW w:type="dxa" w:w="1872"/>
+            <w:tcW w:type="dxa" w:w="1728"/>
             <w:shd w:val="clear" w:color="auto" w:fill="F8F9FA"/>
             <w:tcBorders>
               <w:top w:val="single" w:sz="4" w:color="E9ECEF"/>
@@ -5939,7 +5939,7 @@
                 <w:color w:val="59595B"/>
                 <w:sz w:val="19"/>
               </w:rPr>
-              <w:t>2026-03-20</w:t>
+              <w:t>—</w:t>
             </w:r>
           </w:p>
         </w:tc>
@@ -5971,7 +5971,7 @@
         </w:tc>
         <w:tc>
           <w:tcPr>
-            <w:tcW w:type="dxa" w:w="2592"/>
+            <w:tcW w:type="dxa" w:w="2448"/>
             <w:tcBorders>
               <w:top w:val="single" w:sz="4" w:color="E9ECEF"/>
               <w:left w:val="single" w:sz="4" w:color="E9ECEF"/>
@@ -5997,7 +5997,7 @@
         </w:tc>
         <w:tc>
           <w:tcPr>
-            <w:tcW w:type="dxa" w:w="1872"/>
+            <w:tcW w:type="dxa" w:w="1728"/>
             <w:tcBorders>
               <w:top w:val="single" w:sz="4" w:color="E9ECEF"/>
               <w:left w:val="single" w:sz="4" w:color="E9ECEF"/>
@@ -6023,7 +6023,7 @@
         </w:tc>
         <w:tc>
           <w:tcPr>
-            <w:tcW w:type="dxa" w:w="1872"/>
+            <w:tcW w:type="dxa" w:w="1728"/>
             <w:tcBorders>
               <w:top w:val="single" w:sz="4" w:color="E9ECEF"/>
               <w:left w:val="single" w:sz="4" w:color="E9ECEF"/>
@@ -6098,7 +6098,7 @@
                 <w:color w:val="59595B"/>
                 <w:sz w:val="19"/>
               </w:rPr>
-              <w:t>2026-03-17</w:t>
+              <w:t>—</w:t>
             </w:r>
           </w:p>
         </w:tc>
@@ -6131,7 +6131,7 @@
         </w:tc>
         <w:tc>
           <w:tcPr>
-            <w:tcW w:type="dxa" w:w="2592"/>
+            <w:tcW w:type="dxa" w:w="2448"/>
             <w:shd w:val="clear" w:color="auto" w:fill="F8F9FA"/>
             <w:tcBorders>
               <w:top w:val="single" w:sz="4" w:color="E9ECEF"/>
@@ -6158,7 +6158,7 @@
         </w:tc>
         <w:tc>
           <w:tcPr>
-            <w:tcW w:type="dxa" w:w="1872"/>
+            <w:tcW w:type="dxa" w:w="1728"/>
             <w:shd w:val="clear" w:color="auto" w:fill="F8F9FA"/>
             <w:tcBorders>
               <w:top w:val="single" w:sz="4" w:color="E9ECEF"/>
@@ -6185,7 +6185,7 @@
         </w:tc>
         <w:tc>
           <w:tcPr>
-            <w:tcW w:type="dxa" w:w="1872"/>
+            <w:tcW w:type="dxa" w:w="1728"/>
             <w:shd w:val="clear" w:color="auto" w:fill="F8F9FA"/>
             <w:tcBorders>
               <w:top w:val="single" w:sz="4" w:color="E9ECEF"/>
@@ -6261,7 +6261,7 @@
                 <w:color w:val="59595B"/>
                 <w:sz w:val="19"/>
               </w:rPr>
-              <w:t>2026-03-16</w:t>
+              <w:t>—</w:t>
             </w:r>
           </w:p>
         </w:tc>
@@ -6293,7 +6293,7 @@
         </w:tc>
         <w:tc>
           <w:tcPr>
-            <w:tcW w:type="dxa" w:w="2592"/>
+            <w:tcW w:type="dxa" w:w="2448"/>
             <w:tcBorders>
               <w:top w:val="single" w:sz="4" w:color="E9ECEF"/>
               <w:left w:val="single" w:sz="4" w:color="E9ECEF"/>
@@ -6319,7 +6319,7 @@
         </w:tc>
         <w:tc>
           <w:tcPr>
-            <w:tcW w:type="dxa" w:w="1872"/>
+            <w:tcW w:type="dxa" w:w="1728"/>
             <w:tcBorders>
               <w:top w:val="single" w:sz="4" w:color="E9ECEF"/>
               <w:left w:val="single" w:sz="4" w:color="E9ECEF"/>
@@ -6345,7 +6345,7 @@
         </w:tc>
         <w:tc>
           <w:tcPr>
-            <w:tcW w:type="dxa" w:w="1872"/>
+            <w:tcW w:type="dxa" w:w="1728"/>
             <w:tcBorders>
               <w:top w:val="single" w:sz="4" w:color="E9ECEF"/>
               <w:left w:val="single" w:sz="4" w:color="E9ECEF"/>
@@ -6420,7 +6420,7 @@
                 <w:color w:val="59595B"/>
                 <w:sz w:val="19"/>
               </w:rPr>
-              <w:t>2026-03-10</w:t>
+              <w:t>—</w:t>
             </w:r>
           </w:p>
         </w:tc>
@@ -6453,7 +6453,7 @@
         </w:tc>
         <w:tc>
           <w:tcPr>
-            <w:tcW w:type="dxa" w:w="2592"/>
+            <w:tcW w:type="dxa" w:w="2448"/>
             <w:shd w:val="clear" w:color="auto" w:fill="F8F9FA"/>
             <w:tcBorders>
               <w:top w:val="single" w:sz="4" w:color="E9ECEF"/>
@@ -6480,7 +6480,7 @@
         </w:tc>
         <w:tc>
           <w:tcPr>
-            <w:tcW w:type="dxa" w:w="1872"/>
+            <w:tcW w:type="dxa" w:w="1728"/>
             <w:shd w:val="clear" w:color="auto" w:fill="F8F9FA"/>
             <w:tcBorders>
               <w:top w:val="single" w:sz="4" w:color="E9ECEF"/>
@@ -6507,7 +6507,7 @@
         </w:tc>
         <w:tc>
           <w:tcPr>
-            <w:tcW w:type="dxa" w:w="1872"/>
+            <w:tcW w:type="dxa" w:w="1728"/>
             <w:shd w:val="clear" w:color="auto" w:fill="F8F9FA"/>
             <w:tcBorders>
               <w:top w:val="single" w:sz="4" w:color="E9ECEF"/>
@@ -6583,7 +6583,7 @@
                 <w:color w:val="59595B"/>
                 <w:sz w:val="19"/>
               </w:rPr>
-              <w:t>2026-03-20</w:t>
+              <w:t>—</w:t>
             </w:r>
           </w:p>
         </w:tc>
@@ -6615,7 +6615,7 @@
         </w:tc>
         <w:tc>
           <w:tcPr>
-            <w:tcW w:type="dxa" w:w="2592"/>
+            <w:tcW w:type="dxa" w:w="2448"/>
             <w:tcBorders>
               <w:top w:val="single" w:sz="4" w:color="E9ECEF"/>
               <w:left w:val="single" w:sz="4" w:color="E9ECEF"/>
@@ -6641,7 +6641,7 @@
         </w:tc>
         <w:tc>
           <w:tcPr>
-            <w:tcW w:type="dxa" w:w="1872"/>
+            <w:tcW w:type="dxa" w:w="1728"/>
             <w:tcBorders>
               <w:top w:val="single" w:sz="4" w:color="E9ECEF"/>
               <w:left w:val="single" w:sz="4" w:color="E9ECEF"/>
@@ -6667,7 +6667,7 @@
         </w:tc>
         <w:tc>
           <w:tcPr>
-            <w:tcW w:type="dxa" w:w="1872"/>
+            <w:tcW w:type="dxa" w:w="1728"/>
             <w:tcBorders>
               <w:top w:val="single" w:sz="4" w:color="E9ECEF"/>
               <w:left w:val="single" w:sz="4" w:color="E9ECEF"/>
@@ -6742,7 +6742,7 @@
                 <w:color w:val="59595B"/>
                 <w:sz w:val="19"/>
               </w:rPr>
-              <w:t>2026-03-16</w:t>
+              <w:t>—</w:t>
             </w:r>
           </w:p>
         </w:tc>
@@ -6775,7 +6775,7 @@
         </w:tc>
         <w:tc>
           <w:tcPr>
-            <w:tcW w:type="dxa" w:w="2592"/>
+            <w:tcW w:type="dxa" w:w="2448"/>
             <w:shd w:val="clear" w:color="auto" w:fill="F8F9FA"/>
             <w:tcBorders>
               <w:top w:val="single" w:sz="4" w:color="E9ECEF"/>
@@ -6802,7 +6802,7 @@
         </w:tc>
         <w:tc>
           <w:tcPr>
-            <w:tcW w:type="dxa" w:w="1872"/>
+            <w:tcW w:type="dxa" w:w="1728"/>
             <w:shd w:val="clear" w:color="auto" w:fill="F8F9FA"/>
             <w:tcBorders>
               <w:top w:val="single" w:sz="4" w:color="E9ECEF"/>
@@ -6829,7 +6829,7 @@
         </w:tc>
         <w:tc>
           <w:tcPr>
-            <w:tcW w:type="dxa" w:w="1872"/>
+            <w:tcW w:type="dxa" w:w="1728"/>
             <w:shd w:val="clear" w:color="auto" w:fill="F8F9FA"/>
             <w:tcBorders>
               <w:top w:val="single" w:sz="4" w:color="E9ECEF"/>
@@ -6905,7 +6905,7 @@
                 <w:color w:val="59595B"/>
                 <w:sz w:val="19"/>
               </w:rPr>
-              <w:t>2026-03-24</w:t>
+              <w:t>—</w:t>
             </w:r>
           </w:p>
         </w:tc>
@@ -6937,7 +6937,7 @@
         </w:tc>
         <w:tc>
           <w:tcPr>
-            <w:tcW w:type="dxa" w:w="2592"/>
+            <w:tcW w:type="dxa" w:w="2448"/>
             <w:tcBorders>
               <w:top w:val="single" w:sz="4" w:color="E9ECEF"/>
               <w:left w:val="single" w:sz="4" w:color="E9ECEF"/>
@@ -6963,7 +6963,7 @@
         </w:tc>
         <w:tc>
           <w:tcPr>
-            <w:tcW w:type="dxa" w:w="1872"/>
+            <w:tcW w:type="dxa" w:w="1728"/>
             <w:tcBorders>
               <w:top w:val="single" w:sz="4" w:color="E9ECEF"/>
               <w:left w:val="single" w:sz="4" w:color="E9ECEF"/>
@@ -6989,7 +6989,7 @@
         </w:tc>
         <w:tc>
           <w:tcPr>
-            <w:tcW w:type="dxa" w:w="1872"/>
+            <w:tcW w:type="dxa" w:w="1728"/>
             <w:tcBorders>
               <w:top w:val="single" w:sz="4" w:color="E9ECEF"/>
               <w:left w:val="single" w:sz="4" w:color="E9ECEF"/>
@@ -7064,7 +7064,7 @@
                 <w:color w:val="59595B"/>
                 <w:sz w:val="19"/>
               </w:rPr>
-              <w:t>2026-03-12</w:t>
+              <w:t>—</w:t>
             </w:r>
           </w:p>
         </w:tc>
@@ -7097,7 +7097,7 @@
         </w:tc>
         <w:tc>
           <w:tcPr>
-            <w:tcW w:type="dxa" w:w="2592"/>
+            <w:tcW w:type="dxa" w:w="2448"/>
             <w:shd w:val="clear" w:color="auto" w:fill="F8F9FA"/>
             <w:tcBorders>
               <w:top w:val="single" w:sz="4" w:color="E9ECEF"/>
@@ -7124,7 +7124,7 @@
         </w:tc>
         <w:tc>
           <w:tcPr>
-            <w:tcW w:type="dxa" w:w="1872"/>
+            <w:tcW w:type="dxa" w:w="1728"/>
             <w:shd w:val="clear" w:color="auto" w:fill="F8F9FA"/>
             <w:tcBorders>
               <w:top w:val="single" w:sz="4" w:color="E9ECEF"/>
@@ -7151,7 +7151,7 @@
         </w:tc>
         <w:tc>
           <w:tcPr>
-            <w:tcW w:type="dxa" w:w="1872"/>
+            <w:tcW w:type="dxa" w:w="1728"/>
             <w:shd w:val="clear" w:color="auto" w:fill="F8F9FA"/>
             <w:tcBorders>
               <w:top w:val="single" w:sz="4" w:color="E9ECEF"/>
@@ -7227,7 +7227,7 @@
                 <w:color w:val="59595B"/>
                 <w:sz w:val="19"/>
               </w:rPr>
-              <w:t>2026-03-16</w:t>
+              <w:t>—</w:t>
             </w:r>
           </w:p>
         </w:tc>
@@ -7259,7 +7259,7 @@
         </w:tc>
         <w:tc>
           <w:tcPr>
-            <w:tcW w:type="dxa" w:w="2592"/>
+            <w:tcW w:type="dxa" w:w="2448"/>
             <w:tcBorders>
               <w:top w:val="single" w:sz="4" w:color="E9ECEF"/>
               <w:left w:val="single" w:sz="4" w:color="E9ECEF"/>
@@ -7285,7 +7285,7 @@
         </w:tc>
         <w:tc>
           <w:tcPr>
-            <w:tcW w:type="dxa" w:w="1872"/>
+            <w:tcW w:type="dxa" w:w="1728"/>
             <w:tcBorders>
               <w:top w:val="single" w:sz="4" w:color="E9ECEF"/>
               <w:left w:val="single" w:sz="4" w:color="E9ECEF"/>
@@ -7311,7 +7311,7 @@
         </w:tc>
         <w:tc>
           <w:tcPr>
-            <w:tcW w:type="dxa" w:w="1872"/>
+            <w:tcW w:type="dxa" w:w="1728"/>
             <w:tcBorders>
               <w:top w:val="single" w:sz="4" w:color="E9ECEF"/>
               <w:left w:val="single" w:sz="4" w:color="E9ECEF"/>
@@ -7386,7 +7386,7 @@
                 <w:color w:val="59595B"/>
                 <w:sz w:val="19"/>
               </w:rPr>
-              <w:t>2026-03-24</w:t>
+              <w:t>—</w:t>
             </w:r>
           </w:p>
         </w:tc>
@@ -7419,7 +7419,7 @@
         </w:tc>
         <w:tc>
           <w:tcPr>
-            <w:tcW w:type="dxa" w:w="2592"/>
+            <w:tcW w:type="dxa" w:w="2448"/>
             <w:shd w:val="clear" w:color="auto" w:fill="F8F9FA"/>
             <w:tcBorders>
               <w:top w:val="single" w:sz="4" w:color="E9ECEF"/>
@@ -7446,7 +7446,7 @@
         </w:tc>
         <w:tc>
           <w:tcPr>
-            <w:tcW w:type="dxa" w:w="1872"/>
+            <w:tcW w:type="dxa" w:w="1728"/>
             <w:shd w:val="clear" w:color="auto" w:fill="F8F9FA"/>
             <w:tcBorders>
               <w:top w:val="single" w:sz="4" w:color="E9ECEF"/>
@@ -7473,7 +7473,7 @@
         </w:tc>
         <w:tc>
           <w:tcPr>
-            <w:tcW w:type="dxa" w:w="1872"/>
+            <w:tcW w:type="dxa" w:w="1728"/>
             <w:shd w:val="clear" w:color="auto" w:fill="F8F9FA"/>
             <w:tcBorders>
               <w:top w:val="single" w:sz="4" w:color="E9ECEF"/>
@@ -7549,7 +7549,7 @@
                 <w:color w:val="59595B"/>
                 <w:sz w:val="19"/>
               </w:rPr>
-              <w:t>2026-03-17</w:t>
+              <w:t>—</w:t>
             </w:r>
           </w:p>
         </w:tc>
@@ -7581,7 +7581,7 @@
         </w:tc>
         <w:tc>
           <w:tcPr>
-            <w:tcW w:type="dxa" w:w="2592"/>
+            <w:tcW w:type="dxa" w:w="2448"/>
             <w:tcBorders>
               <w:top w:val="single" w:sz="4" w:color="E9ECEF"/>
               <w:left w:val="single" w:sz="4" w:color="E9ECEF"/>
@@ -7607,7 +7607,7 @@
         </w:tc>
         <w:tc>
           <w:tcPr>
-            <w:tcW w:type="dxa" w:w="1872"/>
+            <w:tcW w:type="dxa" w:w="1728"/>
             <w:tcBorders>
               <w:top w:val="single" w:sz="4" w:color="E9ECEF"/>
               <w:left w:val="single" w:sz="4" w:color="E9ECEF"/>
@@ -7633,7 +7633,7 @@
         </w:tc>
         <w:tc>
           <w:tcPr>
-            <w:tcW w:type="dxa" w:w="1872"/>
+            <w:tcW w:type="dxa" w:w="1728"/>
             <w:tcBorders>
               <w:top w:val="single" w:sz="4" w:color="E9ECEF"/>
               <w:left w:val="single" w:sz="4" w:color="E9ECEF"/>
@@ -7708,7 +7708,7 @@
                 <w:color w:val="59595B"/>
                 <w:sz w:val="19"/>
               </w:rPr>
-              <w:t>2026-03-16</w:t>
+              <w:t>—</w:t>
             </w:r>
           </w:p>
         </w:tc>
@@ -7741,7 +7741,7 @@
         </w:tc>
         <w:tc>
           <w:tcPr>
-            <w:tcW w:type="dxa" w:w="2592"/>
+            <w:tcW w:type="dxa" w:w="2448"/>
             <w:shd w:val="clear" w:color="auto" w:fill="F8F9FA"/>
             <w:tcBorders>
               <w:top w:val="single" w:sz="4" w:color="E9ECEF"/>
@@ -7768,7 +7768,7 @@
         </w:tc>
         <w:tc>
           <w:tcPr>
-            <w:tcW w:type="dxa" w:w="1872"/>
+            <w:tcW w:type="dxa" w:w="1728"/>
             <w:shd w:val="clear" w:color="auto" w:fill="F8F9FA"/>
             <w:tcBorders>
               <w:top w:val="single" w:sz="4" w:color="E9ECEF"/>
@@ -7795,7 +7795,7 @@
         </w:tc>
         <w:tc>
           <w:tcPr>
-            <w:tcW w:type="dxa" w:w="1872"/>
+            <w:tcW w:type="dxa" w:w="1728"/>
             <w:shd w:val="clear" w:color="auto" w:fill="F8F9FA"/>
             <w:tcBorders>
               <w:top w:val="single" w:sz="4" w:color="E9ECEF"/>
@@ -7871,7 +7871,7 @@
                 <w:color w:val="59595B"/>
                 <w:sz w:val="19"/>
               </w:rPr>
-              <w:t>2026-03-20</w:t>
+              <w:t>—</w:t>
             </w:r>
           </w:p>
         </w:tc>
@@ -7903,7 +7903,7 @@
         </w:tc>
         <w:tc>
           <w:tcPr>
-            <w:tcW w:type="dxa" w:w="2592"/>
+            <w:tcW w:type="dxa" w:w="2448"/>
             <w:tcBorders>
               <w:top w:val="single" w:sz="4" w:color="E9ECEF"/>
               <w:left w:val="single" w:sz="4" w:color="E9ECEF"/>
@@ -7929,7 +7929,7 @@
         </w:tc>
         <w:tc>
           <w:tcPr>
-            <w:tcW w:type="dxa" w:w="1872"/>
+            <w:tcW w:type="dxa" w:w="1728"/>
             <w:tcBorders>
               <w:top w:val="single" w:sz="4" w:color="E9ECEF"/>
               <w:left w:val="single" w:sz="4" w:color="E9ECEF"/>
@@ -7955,7 +7955,7 @@
         </w:tc>
         <w:tc>
           <w:tcPr>
-            <w:tcW w:type="dxa" w:w="1872"/>
+            <w:tcW w:type="dxa" w:w="1728"/>
             <w:tcBorders>
               <w:top w:val="single" w:sz="4" w:color="E9ECEF"/>
               <w:left w:val="single" w:sz="4" w:color="E9ECEF"/>
@@ -8030,7 +8030,7 @@
                 <w:color w:val="59595B"/>
                 <w:sz w:val="19"/>
               </w:rPr>
-              <w:t>2026-03-24</w:t>
+              <w:t>—</w:t>
             </w:r>
           </w:p>
         </w:tc>
@@ -8063,7 +8063,7 @@
         </w:tc>
         <w:tc>
           <w:tcPr>
-            <w:tcW w:type="dxa" w:w="2592"/>
+            <w:tcW w:type="dxa" w:w="2448"/>
             <w:shd w:val="clear" w:color="auto" w:fill="F8F9FA"/>
             <w:tcBorders>
               <w:top w:val="single" w:sz="4" w:color="E9ECEF"/>
@@ -8090,7 +8090,7 @@
         </w:tc>
         <w:tc>
           <w:tcPr>
-            <w:tcW w:type="dxa" w:w="1872"/>
+            <w:tcW w:type="dxa" w:w="1728"/>
             <w:shd w:val="clear" w:color="auto" w:fill="F8F9FA"/>
             <w:tcBorders>
               <w:top w:val="single" w:sz="4" w:color="E9ECEF"/>
@@ -8117,7 +8117,7 @@
         </w:tc>
         <w:tc>
           <w:tcPr>
-            <w:tcW w:type="dxa" w:w="1872"/>
+            <w:tcW w:type="dxa" w:w="1728"/>
             <w:shd w:val="clear" w:color="auto" w:fill="F8F9FA"/>
             <w:tcBorders>
               <w:top w:val="single" w:sz="4" w:color="E9ECEF"/>
@@ -8193,7 +8193,7 @@
                 <w:color w:val="59595B"/>
                 <w:sz w:val="19"/>
               </w:rPr>
-              <w:t>2026-03-16</w:t>
+              <w:t>—</w:t>
             </w:r>
           </w:p>
         </w:tc>
@@ -8225,7 +8225,7 @@
         </w:tc>
         <w:tc>
           <w:tcPr>
-            <w:tcW w:type="dxa" w:w="2592"/>
+            <w:tcW w:type="dxa" w:w="2448"/>
             <w:tcBorders>
               <w:top w:val="single" w:sz="4" w:color="E9ECEF"/>
               <w:left w:val="single" w:sz="4" w:color="E9ECEF"/>
@@ -8251,7 +8251,7 @@
         </w:tc>
         <w:tc>
           <w:tcPr>
-            <w:tcW w:type="dxa" w:w="1872"/>
+            <w:tcW w:type="dxa" w:w="1728"/>
             <w:tcBorders>
               <w:top w:val="single" w:sz="4" w:color="E9ECEF"/>
               <w:left w:val="single" w:sz="4" w:color="E9ECEF"/>
@@ -8277,7 +8277,7 @@
         </w:tc>
         <w:tc>
           <w:tcPr>
-            <w:tcW w:type="dxa" w:w="1872"/>
+            <w:tcW w:type="dxa" w:w="1728"/>
             <w:tcBorders>
               <w:top w:val="single" w:sz="4" w:color="E9ECEF"/>
               <w:left w:val="single" w:sz="4" w:color="E9ECEF"/>
@@ -8352,7 +8352,7 @@
                 <w:color w:val="59595B"/>
                 <w:sz w:val="19"/>
               </w:rPr>
-              <w:t>2026-03-16</w:t>
+              <w:t>—</w:t>
             </w:r>
           </w:p>
         </w:tc>
@@ -8385,7 +8385,7 @@
         </w:tc>
         <w:tc>
           <w:tcPr>
-            <w:tcW w:type="dxa" w:w="2592"/>
+            <w:tcW w:type="dxa" w:w="2448"/>
             <w:shd w:val="clear" w:color="auto" w:fill="F8F9FA"/>
             <w:tcBorders>
               <w:top w:val="single" w:sz="4" w:color="E9ECEF"/>
@@ -8412,7 +8412,7 @@
         </w:tc>
         <w:tc>
           <w:tcPr>
-            <w:tcW w:type="dxa" w:w="1872"/>
+            <w:tcW w:type="dxa" w:w="1728"/>
             <w:shd w:val="clear" w:color="auto" w:fill="F8F9FA"/>
             <w:tcBorders>
               <w:top w:val="single" w:sz="4" w:color="E9ECEF"/>
@@ -8439,7 +8439,7 @@
         </w:tc>
         <w:tc>
           <w:tcPr>
-            <w:tcW w:type="dxa" w:w="1872"/>
+            <w:tcW w:type="dxa" w:w="1728"/>
             <w:shd w:val="clear" w:color="auto" w:fill="F8F9FA"/>
             <w:tcBorders>
               <w:top w:val="single" w:sz="4" w:color="E9ECEF"/>
@@ -8515,7 +8515,7 @@
                 <w:color w:val="59595B"/>
                 <w:sz w:val="19"/>
               </w:rPr>
-              <w:t>2026-03-10</w:t>
+              <w:t>—</w:t>
             </w:r>
           </w:p>
         </w:tc>
@@ -8547,7 +8547,7 @@
         </w:tc>
         <w:tc>
           <w:tcPr>
-            <w:tcW w:type="dxa" w:w="2592"/>
+            <w:tcW w:type="dxa" w:w="2448"/>
             <w:tcBorders>
               <w:top w:val="single" w:sz="4" w:color="E9ECEF"/>
               <w:left w:val="single" w:sz="4" w:color="E9ECEF"/>
@@ -8573,7 +8573,7 @@
         </w:tc>
         <w:tc>
           <w:tcPr>
-            <w:tcW w:type="dxa" w:w="1872"/>
+            <w:tcW w:type="dxa" w:w="1728"/>
             <w:tcBorders>
               <w:top w:val="single" w:sz="4" w:color="E9ECEF"/>
               <w:left w:val="single" w:sz="4" w:color="E9ECEF"/>
@@ -8599,7 +8599,7 @@
         </w:tc>
         <w:tc>
           <w:tcPr>
-            <w:tcW w:type="dxa" w:w="1872"/>
+            <w:tcW w:type="dxa" w:w="1728"/>
             <w:tcBorders>
               <w:top w:val="single" w:sz="4" w:color="E9ECEF"/>
               <w:left w:val="single" w:sz="4" w:color="E9ECEF"/>
@@ -8674,7 +8674,7 @@
                 <w:color w:val="59595B"/>
                 <w:sz w:val="19"/>
               </w:rPr>
-              <w:t>2026-03-10</w:t>
+              <w:t>—</w:t>
             </w:r>
           </w:p>
         </w:tc>
@@ -8707,7 +8707,7 @@
         </w:tc>
         <w:tc>
           <w:tcPr>
-            <w:tcW w:type="dxa" w:w="2592"/>
+            <w:tcW w:type="dxa" w:w="2448"/>
             <w:shd w:val="clear" w:color="auto" w:fill="F8F9FA"/>
             <w:tcBorders>
               <w:top w:val="single" w:sz="4" w:color="E9ECEF"/>
@@ -8734,7 +8734,7 @@
         </w:tc>
         <w:tc>
           <w:tcPr>
-            <w:tcW w:type="dxa" w:w="1872"/>
+            <w:tcW w:type="dxa" w:w="1728"/>
             <w:shd w:val="clear" w:color="auto" w:fill="F8F9FA"/>
             <w:tcBorders>
               <w:top w:val="single" w:sz="4" w:color="E9ECEF"/>
@@ -8761,7 +8761,7 @@
         </w:tc>
         <w:tc>
           <w:tcPr>
-            <w:tcW w:type="dxa" w:w="1872"/>
+            <w:tcW w:type="dxa" w:w="1728"/>
             <w:shd w:val="clear" w:color="auto" w:fill="F8F9FA"/>
             <w:tcBorders>
               <w:top w:val="single" w:sz="4" w:color="E9ECEF"/>
@@ -8827,7 +8827,7 @@
           <w:color w:val="59595B"/>
           <w:sz w:val="20"/>
         </w:rPr>
-        <w:t>Showing 40 of 65 alerts. Full list available on request.</w:t>
+        <w:t>Showing 40 of 65 alerts. Full list available on request — email support@technijian.com.</w:t>
       </w:r>
     </w:p>
     <w:p>
@@ -9072,6 +9072,78 @@
                 <w:color w:val="006DB6"/>
                 <w:sz w:val="28"/>
               </w:rPr>
+              <w:t xml:space="preserve">  Industry News &amp; Vendor Innovations</w:t>
+            </w:r>
+          </w:p>
+        </w:tc>
+      </w:tr>
+    </w:tbl>
+    <w:p>
+      <w:pPr>
+        <w:spacing w:after="160"/>
+      </w:pPr>
+      <w:r>
+        <w:rPr>
+          <w:rFonts w:ascii="Open Sans" w:hAnsi="Open Sans"/>
+          <w:b w:val="0"/>
+          <w:i w:val="0"/>
+          <w:color w:val="59595B"/>
+          <w:sz w:val="22"/>
+        </w:rPr>
+        <w:t>CrowdStrike announced no major platform changes this month. Routine detection-content updates and sensor improvements continued to roll out automatically. Technijian tracks CrowdStrike's release notes monthly so future updates land in this section as they're published.</w:t>
+      </w:r>
+    </w:p>
+    <w:p/>
+    <w:tbl>
+      <w:tblPr>
+        <w:tblW w:type="auto" w:w="0"/>
+        <w:tblLayout w:type="fixed"/>
+        <w:tblLook w:firstColumn="1" w:firstRow="1" w:lastColumn="0" w:lastRow="0" w:noHBand="0" w:noVBand="1" w:val="04A0"/>
+      </w:tblPr>
+      <w:tblGrid>
+        <w:gridCol w:w="94"/>
+        <w:gridCol w:w="8976"/>
+      </w:tblGrid>
+      <w:tr>
+        <w:tc>
+          <w:tcPr>
+            <w:tcW w:type="dxa" w:w="94"/>
+            <w:shd w:val="clear" w:color="auto" w:fill="006DB6"/>
+            <w:tcBorders>
+              <w:top w:val="nil"/>
+              <w:left w:val="nil"/>
+              <w:bottom w:val="nil"/>
+              <w:right w:val="nil"/>
+              <w:insideH w:val="nil"/>
+              <w:insideV w:val="nil"/>
+            </w:tcBorders>
+          </w:tcPr>
+          <w:p/>
+        </w:tc>
+        <w:tc>
+          <w:tcPr>
+            <w:tcW w:type="dxa" w:w="8976"/>
+            <w:tcBorders>
+              <w:top w:val="nil"/>
+              <w:left w:val="nil"/>
+              <w:bottom w:val="nil"/>
+              <w:right w:val="nil"/>
+              <w:insideH w:val="nil"/>
+              <w:insideV w:val="nil"/>
+            </w:tcBorders>
+          </w:tcPr>
+          <w:p>
+            <w:pPr>
+              <w:spacing w:before="80" w:after="80"/>
+            </w:pPr>
+            <w:r>
+              <w:rPr>
+                <w:rFonts w:ascii="Open Sans" w:hAnsi="Open Sans"/>
+                <w:b/>
+                <w:i w:val="0"/>
+                <w:color w:val="006DB6"/>
+                <w:sz w:val="28"/>
+              </w:rPr>
               <w:t xml:space="preserve">  Recommendations</w:t>
             </w:r>
           </w:p>
@@ -9266,7 +9338,7 @@
                 <w:color w:val="59595B"/>
                 <w:sz w:val="19"/>
               </w:rPr>
-              <w:t>2026-03-17</w:t>
+              <w:t>—</w:t>
             </w:r>
           </w:p>
         </w:tc>
@@ -9399,7 +9471,7 @@
                 <w:color w:val="59595B"/>
                 <w:sz w:val="19"/>
               </w:rPr>
-              <w:t>2026-03-17</w:t>
+              <w:t>—</w:t>
             </w:r>
           </w:p>
         </w:tc>
@@ -9535,7 +9607,7 @@
                 <w:color w:val="59595B"/>
                 <w:sz w:val="19"/>
               </w:rPr>
-              <w:t>2026-03-16</w:t>
+              <w:t>—</w:t>
             </w:r>
           </w:p>
         </w:tc>
@@ -9668,7 +9740,7 @@
                 <w:color w:val="59595B"/>
                 <w:sz w:val="19"/>
               </w:rPr>
-              <w:t>2026-03-16</w:t>
+              <w:t>—</w:t>
             </w:r>
           </w:p>
         </w:tc>
@@ -9804,7 +9876,7 @@
                 <w:color w:val="59595B"/>
                 <w:sz w:val="19"/>
               </w:rPr>
-              <w:t>2026-03-16</w:t>
+              <w:t>—</w:t>
             </w:r>
           </w:p>
         </w:tc>
@@ -9937,7 +10009,7 @@
                 <w:color w:val="59595B"/>
                 <w:sz w:val="19"/>
               </w:rPr>
-              <w:t>2026-03-10</w:t>
+              <w:t>—</w:t>
             </w:r>
           </w:p>
         </w:tc>
@@ -10073,7 +10145,7 @@
                 <w:color w:val="59595B"/>
                 <w:sz w:val="19"/>
               </w:rPr>
-              <w:t>2026-03-10</w:t>
+              <w:t>—</w:t>
             </w:r>
           </w:p>
         </w:tc>
@@ -10206,7 +10278,7 @@
                 <w:color w:val="59595B"/>
                 <w:sz w:val="19"/>
               </w:rPr>
-              <w:t>2026-03-02</w:t>
+              <w:t>—</w:t>
             </w:r>
           </w:p>
         </w:tc>
@@ -10342,7 +10414,7 @@
                 <w:color w:val="59595B"/>
                 <w:sz w:val="19"/>
               </w:rPr>
-              <w:t>2026-03-12</w:t>
+              <w:t>—</w:t>
             </w:r>
           </w:p>
         </w:tc>
@@ -10475,7 +10547,7 @@
                 <w:color w:val="59595B"/>
                 <w:sz w:val="19"/>
               </w:rPr>
-              <w:t>2026-03-08</w:t>
+              <w:t>—</w:t>
             </w:r>
           </w:p>
         </w:tc>
@@ -10611,7 +10683,7 @@
                 <w:color w:val="59595B"/>
                 <w:sz w:val="19"/>
               </w:rPr>
-              <w:t>2026-03-08</w:t>
+              <w:t>—</w:t>
             </w:r>
           </w:p>
         </w:tc>
@@ -10744,7 +10816,7 @@
                 <w:color w:val="59595B"/>
                 <w:sz w:val="19"/>
               </w:rPr>
-              <w:t>2026-03-12</w:t>
+              <w:t>—</w:t>
             </w:r>
           </w:p>
         </w:tc>
@@ -10880,7 +10952,7 @@
                 <w:color w:val="59595B"/>
                 <w:sz w:val="19"/>
               </w:rPr>
-              <w:t>2026-03-10</w:t>
+              <w:t>—</w:t>
             </w:r>
           </w:p>
         </w:tc>
@@ -11013,7 +11085,7 @@
                 <w:color w:val="59595B"/>
                 <w:sz w:val="19"/>
               </w:rPr>
-              <w:t>2026-03-02</w:t>
+              <w:t>—</w:t>
             </w:r>
           </w:p>
         </w:tc>
@@ -11149,7 +11221,7 @@
                 <w:color w:val="59595B"/>
                 <w:sz w:val="19"/>
               </w:rPr>
-              <w:t>2026-03-03</w:t>
+              <w:t>—</w:t>
             </w:r>
           </w:p>
         </w:tc>
@@ -11282,7 +11354,7 @@
                 <w:color w:val="59595B"/>
                 <w:sz w:val="19"/>
               </w:rPr>
-              <w:t>2026-03-10</w:t>
+              <w:t>—</w:t>
             </w:r>
           </w:p>
         </w:tc>
@@ -11418,7 +11490,7 @@
                 <w:color w:val="59595B"/>
                 <w:sz w:val="19"/>
               </w:rPr>
-              <w:t>2026-03-05</w:t>
+              <w:t>—</w:t>
             </w:r>
           </w:p>
         </w:tc>
@@ -11551,7 +11623,7 @@
                 <w:color w:val="59595B"/>
                 <w:sz w:val="19"/>
               </w:rPr>
-              <w:t>2026-03-02</w:t>
+              <w:t>—</w:t>
             </w:r>
           </w:p>
         </w:tc>
@@ -11687,7 +11759,7 @@
                 <w:color w:val="59595B"/>
                 <w:sz w:val="19"/>
               </w:rPr>
-              <w:t>2026-03-02</w:t>
+              <w:t>—</w:t>
             </w:r>
           </w:p>
         </w:tc>
@@ -11809,7 +11881,7 @@
           <w:color w:val="59595B"/>
           <w:sz w:val="22"/>
         </w:rPr>
-        <w:t>Recommended action: work with your Technijian contact to review each open Critical/High alert, confirm no further attacker activity is present, and close or suppress confirmed false positives.</w:t>
+        <w:t>Recommended action: email support@technijian.com to review each open Critical/High alert with our team, confirm no further attacker activity is present, and close or suppress confirmed false positives.</w:t>
       </w:r>
     </w:p>
     <w:p/>
@@ -11840,7 +11912,184 @@
           <w:color w:val="59595B"/>
           <w:sz w:val="22"/>
         </w:rPr>
-        <w:t>The CrowdStrike daily pull scheduled task has not yet been registered on the Technijian monitoring workstation. Once registered, future reports will include full endpoint inventory with sensor version, OS distribution, and check-in age analysis. Contact your Technijian account manager to schedule this one-time setup step.</w:t>
+        <w:t>The CrowdStrike daily pull scheduled task has not yet been registered on the Technijian monitoring workstation. Once registered, future reports will include full endpoint inventory with sensor version, OS distribution, and check-in age analysis. Email support@technijian.com to schedule this one-time setup step.</w:t>
+      </w:r>
+    </w:p>
+    <w:p/>
+    <w:tbl>
+      <w:tblPr>
+        <w:tblW w:type="auto" w:w="0"/>
+        <w:tblLayout w:type="fixed"/>
+        <w:tblLook w:firstColumn="1" w:firstRow="1" w:lastColumn="0" w:lastRow="0" w:noHBand="0" w:noVBand="1" w:val="04A0"/>
+      </w:tblPr>
+      <w:tblGrid>
+        <w:gridCol w:w="94"/>
+        <w:gridCol w:w="8976"/>
+      </w:tblGrid>
+      <w:tr>
+        <w:tc>
+          <w:tcPr>
+            <w:tcW w:type="dxa" w:w="94"/>
+            <w:shd w:val="clear" w:color="auto" w:fill="006DB6"/>
+            <w:tcBorders>
+              <w:top w:val="nil"/>
+              <w:left w:val="nil"/>
+              <w:bottom w:val="nil"/>
+              <w:right w:val="nil"/>
+              <w:insideH w:val="nil"/>
+              <w:insideV w:val="nil"/>
+            </w:tcBorders>
+          </w:tcPr>
+          <w:p/>
+        </w:tc>
+        <w:tc>
+          <w:tcPr>
+            <w:tcW w:type="dxa" w:w="8976"/>
+            <w:tcBorders>
+              <w:top w:val="nil"/>
+              <w:left w:val="nil"/>
+              <w:bottom w:val="nil"/>
+              <w:right w:val="nil"/>
+              <w:insideH w:val="nil"/>
+              <w:insideV w:val="nil"/>
+            </w:tcBorders>
+          </w:tcPr>
+          <w:p>
+            <w:pPr>
+              <w:spacing w:before="80" w:after="80"/>
+            </w:pPr>
+            <w:r>
+              <w:rPr>
+                <w:rFonts w:ascii="Open Sans" w:hAnsi="Open Sans"/>
+                <w:b/>
+                <w:i w:val="0"/>
+                <w:color w:val="006DB6"/>
+                <w:sz w:val="28"/>
+              </w:rPr>
+              <w:t xml:space="preserve">  How This Protection Works</w:t>
+            </w:r>
+          </w:p>
+        </w:tc>
+      </w:tr>
+    </w:tbl>
+    <w:p>
+      <w:pPr>
+        <w:spacing w:after="160"/>
+      </w:pPr>
+      <w:r>
+        <w:rPr>
+          <w:rFonts w:ascii="Open Sans" w:hAnsi="Open Sans"/>
+          <w:b w:val="0"/>
+          <w:i w:val="0"/>
+          <w:color w:val="59595B"/>
+          <w:sz w:val="22"/>
+        </w:rPr>
+        <w:t>Your endpoints are protected by a layered security stack — CrowdStrike Falcon and Huntress working alongside each other — chosen and managed by Technijian as an MSP best-practice configuration. Here's what each piece does and why we run both.</w:t>
+      </w:r>
+    </w:p>
+    <w:p>
+      <w:pPr>
+        <w:spacing w:after="160"/>
+      </w:pPr>
+      <w:r>
+        <w:rPr>
+          <w:rFonts w:ascii="Open Sans" w:hAnsi="Open Sans"/>
+          <w:b/>
+          <w:i w:val="0"/>
+          <w:color w:val="1A1A2E"/>
+          <w:sz w:val="24"/>
+        </w:rPr>
+        <w:t>CrowdStrike Falcon: AI-driven EDR with the Falcon Overwatch SOC</w:t>
+      </w:r>
+    </w:p>
+    <w:p>
+      <w:pPr>
+        <w:spacing w:after="160"/>
+      </w:pPr>
+      <w:r>
+        <w:rPr>
+          <w:rFonts w:ascii="Open Sans" w:hAnsi="Open Sans"/>
+          <w:b w:val="0"/>
+          <w:i w:val="0"/>
+          <w:color w:val="59595B"/>
+          <w:sz w:val="22"/>
+        </w:rPr>
+        <w:t>CrowdStrike Falcon is the EDR (Endpoint Detection and Response) layer. Falcon's behavioral AI inspects every process, network connection, and file operation on your endpoints in real time and stops identified threats before they can execute. On top of the AI, CrowdStrike's Falcon Overwatch managed-threat-hunting team — the same elite NOC that protects Fortune 500s and government agencies — watches your environment 24×7 looking for the kind of slow, low-and-slow adversary tradecraft that automated detection alone can miss. Overwatch hunters reach out directly when they see something that needs immediate action.</w:t>
+      </w:r>
+    </w:p>
+    <w:p>
+      <w:pPr>
+        <w:spacing w:after="160"/>
+      </w:pPr>
+      <w:r>
+        <w:rPr>
+          <w:rFonts w:ascii="Open Sans" w:hAnsi="Open Sans"/>
+          <w:b/>
+          <w:i w:val="0"/>
+          <w:color w:val="1A1A2E"/>
+          <w:sz w:val="24"/>
+        </w:rPr>
+        <w:t>Huntress: managed detection &amp; response with a 24×7 SOC</w:t>
+      </w:r>
+    </w:p>
+    <w:p>
+      <w:pPr>
+        <w:spacing w:after="160"/>
+      </w:pPr>
+      <w:r>
+        <w:rPr>
+          <w:rFonts w:ascii="Open Sans" w:hAnsi="Open Sans"/>
+          <w:b w:val="0"/>
+          <w:i w:val="0"/>
+          <w:color w:val="59595B"/>
+          <w:sz w:val="22"/>
+        </w:rPr>
+        <w:t>Huntress runs its own Security Operations Center staffed with threat hunters who review every signal that fires on your endpoints around the clock — not just nights and weekends, but 24×7×365. When the Huntress agent flags suspicious behavior (persistence mechanisms, process injection, credential abuse, known-bad files), the activity is examined by Huntress threat hunters BEFORE it ever reaches Technijian. False positives are filtered out at the source so that what does reach our team is signal, not noise. When Huntress sees something that needs attention, they coordinate response with Technijian and provide guided remediation playbooks.</w:t>
+      </w:r>
+    </w:p>
+    <w:p>
+      <w:pPr>
+        <w:spacing w:after="160"/>
+      </w:pPr>
+      <w:r>
+        <w:rPr>
+          <w:rFonts w:ascii="Open Sans" w:hAnsi="Open Sans"/>
+          <w:b/>
+          <w:i w:val="0"/>
+          <w:color w:val="1A1A2E"/>
+          <w:sz w:val="24"/>
+        </w:rPr>
+        <w:t>Why both? Defense in depth.</w:t>
+      </w:r>
+    </w:p>
+    <w:p>
+      <w:pPr>
+        <w:spacing w:after="160"/>
+      </w:pPr>
+      <w:r>
+        <w:rPr>
+          <w:rFonts w:ascii="Open Sans" w:hAnsi="Open Sans"/>
+          <w:b w:val="0"/>
+          <w:i w:val="0"/>
+          <w:color w:val="59595B"/>
+          <w:sz w:val="22"/>
+        </w:rPr>
+        <w:t>CrowdStrike and Huntress are deliberately complementary. CrowdStrike's Falcon is industry-leading nation-state-grade EDR with the broadest telemetry collection and the most mature threat-intel feed in the market. Huntress is tuned for the SMB and mid-market threat landscape — phishing-driven footholds, persistence tradecraft, credential theft, and the kinds of attacks that target managed-service customers. They use different detection styles, different telemetry sources, and different threat-intelligence pipelines.</w:t>
+      </w:r>
+    </w:p>
+    <w:p>
+      <w:pPr>
+        <w:spacing w:after="160"/>
+      </w:pPr>
+      <w:r>
+        <w:rPr>
+          <w:rFonts w:ascii="Open Sans" w:hAnsi="Open Sans"/>
+          <w:b w:val="0"/>
+          <w:i w:val="0"/>
+          <w:color w:val="59595B"/>
+          <w:sz w:val="22"/>
+        </w:rPr>
+        <w:t>Running them together gives your endpoints two independent sets of expert eyes — CrowdStrike's Overwatch team and Huntress's SOC — both watching 24×7. If one platform misses something, the other is extremely likely to catch it. This redundant, layered approach is the configuration Technijian recommends as best-in-class endpoint protection for clients who can't afford a security incident.</w:t>
       </w:r>
     </w:p>
     <w:p/>

--- a/clients/aoc/crowdstrike/monthly/2026-03/AOC-CrowdStrike-Activity-2026-03.docx
+++ b/clients/aoc/crowdstrike/monthly/2026-03/AOC-CrowdStrike-Activity-2026-03.docx
@@ -11913,6 +11913,201 @@
           <w:sz w:val="22"/>
         </w:rPr>
         <w:t>The CrowdStrike daily pull scheduled task has not yet been registered on the Technijian monitoring workstation. Once registered, future reports will include full endpoint inventory with sensor version, OS distribution, and check-in age analysis. Email support@technijian.com to schedule this one-time setup step.</w:t>
+      </w:r>
+    </w:p>
+    <w:p/>
+    <w:tbl>
+      <w:tblPr>
+        <w:tblW w:type="auto" w:w="0"/>
+        <w:tblLayout w:type="fixed"/>
+        <w:tblLook w:firstColumn="1" w:firstRow="1" w:lastColumn="0" w:lastRow="0" w:noHBand="0" w:noVBand="1" w:val="04A0"/>
+      </w:tblPr>
+      <w:tblGrid>
+        <w:gridCol w:w="94"/>
+        <w:gridCol w:w="8976"/>
+      </w:tblGrid>
+      <w:tr>
+        <w:tc>
+          <w:tcPr>
+            <w:tcW w:type="dxa" w:w="94"/>
+            <w:shd w:val="clear" w:color="auto" w:fill="006DB6"/>
+            <w:tcBorders>
+              <w:top w:val="nil"/>
+              <w:left w:val="nil"/>
+              <w:bottom w:val="nil"/>
+              <w:right w:val="nil"/>
+              <w:insideH w:val="nil"/>
+              <w:insideV w:val="nil"/>
+            </w:tcBorders>
+          </w:tcPr>
+          <w:p/>
+        </w:tc>
+        <w:tc>
+          <w:tcPr>
+            <w:tcW w:type="dxa" w:w="8976"/>
+            <w:tcBorders>
+              <w:top w:val="nil"/>
+              <w:left w:val="nil"/>
+              <w:bottom w:val="nil"/>
+              <w:right w:val="nil"/>
+              <w:insideH w:val="nil"/>
+              <w:insideV w:val="nil"/>
+            </w:tcBorders>
+          </w:tcPr>
+          <w:p>
+            <w:pPr>
+              <w:spacing w:before="80" w:after="80"/>
+            </w:pPr>
+            <w:r>
+              <w:rPr>
+                <w:rFonts w:ascii="Open Sans" w:hAnsi="Open Sans"/>
+                <w:b/>
+                <w:i w:val="0"/>
+                <w:color w:val="006DB6"/>
+                <w:sz w:val="28"/>
+              </w:rPr>
+              <w:t xml:space="preserve">  Compliance Alignment</w:t>
+            </w:r>
+          </w:p>
+        </w:tc>
+      </w:tr>
+    </w:tbl>
+    <w:p>
+      <w:pPr>
+        <w:spacing w:after="160"/>
+      </w:pPr>
+      <w:r>
+        <w:rPr>
+          <w:rFonts w:ascii="Open Sans" w:hAnsi="Open Sans"/>
+          <w:b w:val="0"/>
+          <w:i w:val="0"/>
+          <w:color w:val="59595B"/>
+          <w:sz w:val="22"/>
+        </w:rPr>
+        <w:t>This client's industry classification is Real Estate / Property Management. Based on that classification, the data Technijian's stack is helping protect is most likely characterized as: PCI / Resident PII.</w:t>
+      </w:r>
+    </w:p>
+    <w:p>
+      <w:pPr>
+        <w:spacing w:after="160"/>
+      </w:pPr>
+      <w:r>
+        <w:rPr>
+          <w:rFonts w:ascii="Open Sans" w:hAnsi="Open Sans"/>
+          <w:b w:val="0"/>
+          <w:i w:val="0"/>
+          <w:color w:val="59595B"/>
+          <w:sz w:val="21"/>
+        </w:rPr>
+        <w:t>Property managers process resident payments (rent, deposits, fees), triggering PCI DSS scope. Fair Housing Act records, applicant/resident PII, and California CCPA obligations all apply. Some clients also process credit/background checks bringing FCRA into scope.</w:t>
+      </w:r>
+    </w:p>
+    <w:p>
+      <w:pPr>
+        <w:spacing w:after="160"/>
+      </w:pPr>
+      <w:r>
+        <w:rPr>
+          <w:rFonts w:ascii="Open Sans" w:hAnsi="Open Sans"/>
+          <w:b/>
+          <w:i w:val="0"/>
+          <w:color w:val="1A1A2E"/>
+          <w:sz w:val="22"/>
+        </w:rPr>
+        <w:t>How Technijian's monitoring stack supports each framework:</w:t>
+      </w:r>
+    </w:p>
+    <w:p>
+      <w:pPr>
+        <w:pStyle w:val="ListBullet"/>
+        <w:spacing w:after="80"/>
+      </w:pPr>
+      <w:r>
+        <w:rPr>
+          <w:rFonts w:ascii="Open Sans" w:hAnsi="Open Sans"/>
+          <w:b/>
+          <w:i w:val="0"/>
+          <w:color w:val="1A1A2E"/>
+          <w:sz w:val="22"/>
+        </w:rPr>
+        <w:t xml:space="preserve">PCI DSS: </w:t>
+      </w:r>
+      <w:r>
+        <w:rPr>
+          <w:rFonts w:ascii="Open Sans" w:hAnsi="Open Sans"/>
+          <w:b w:val="0"/>
+          <w:i w:val="0"/>
+          <w:color w:val="59595B"/>
+          <w:sz w:val="22"/>
+        </w:rPr>
+        <w:t>system patching, anti-malware, and continuous vulnerability monitoring satisfy PCI DSS 4.0 Requirements 5, 6, 11, and 12. Technijian's monthly reports are the audit evidence.</w:t>
+      </w:r>
+    </w:p>
+    <w:p>
+      <w:pPr>
+        <w:pStyle w:val="ListBullet"/>
+        <w:spacing w:after="80"/>
+      </w:pPr>
+      <w:r>
+        <w:rPr>
+          <w:rFonts w:ascii="Open Sans" w:hAnsi="Open Sans"/>
+          <w:b/>
+          <w:i w:val="0"/>
+          <w:color w:val="1A1A2E"/>
+          <w:sz w:val="22"/>
+        </w:rPr>
+        <w:t xml:space="preserve">Fair Housing Act: </w:t>
+      </w:r>
+      <w:r>
+        <w:rPr>
+          <w:rFonts w:ascii="Open Sans" w:hAnsi="Open Sans"/>
+          <w:b w:val="0"/>
+          <w:i w:val="0"/>
+          <w:color w:val="59595B"/>
+          <w:sz w:val="22"/>
+        </w:rPr>
+        <w:t>audit logs around resident applicant data demonstrate the non-discrimination and recordkeeping controls the Fair Housing Act requires.</w:t>
+      </w:r>
+    </w:p>
+    <w:p>
+      <w:pPr>
+        <w:pStyle w:val="ListBullet"/>
+        <w:spacing w:after="80"/>
+      </w:pPr>
+      <w:r>
+        <w:rPr>
+          <w:rFonts w:ascii="Open Sans" w:hAnsi="Open Sans"/>
+          <w:b/>
+          <w:i w:val="0"/>
+          <w:color w:val="1A1A2E"/>
+          <w:sz w:val="22"/>
+        </w:rPr>
+        <w:t xml:space="preserve">California CCPA: </w:t>
+      </w:r>
+      <w:r>
+        <w:rPr>
+          <w:rFonts w:ascii="Open Sans" w:hAnsi="Open Sans"/>
+          <w:b w:val="0"/>
+          <w:i w:val="0"/>
+          <w:color w:val="59595B"/>
+          <w:sz w:val="22"/>
+        </w:rPr>
+        <w:t>breach-detection and incident-response capabilities support CCPA §1798.150 reasonable-security obligations and the 72-hour notification window for incidents involving California-resident PII.</w:t>
+      </w:r>
+    </w:p>
+    <w:p>
+      <w:pPr>
+        <w:spacing w:after="160"/>
+      </w:pPr>
+      <w:r>
+        <w:rPr>
+          <w:rFonts w:ascii="Open Sans" w:hAnsi="Open Sans"/>
+          <w:b w:val="0"/>
+          <w:i w:val="0"/>
+          <w:color w:val="59595B"/>
+          <w:sz w:val="19"/>
+        </w:rPr>
+        <w:t>This classification was generated automatically from the client's name and contact-domain signals. If the industry or compliance scope shown here doesn't match your operations, please reply to this report and we'll update the classification — Technijian's team can also produce a deeper compliance-posture report on request.</w:t>
       </w:r>
     </w:p>
     <w:p/>
